--- a/templates/openagreements-cc-by-4.0/openagreements-employment-offer-letter-florida/template.fill.docx
+++ b/templates/openagreements-cc-by-4.0/openagreements-employment-offer-letter-florida/template.fill.docx
@@ -777,7 +777,7 @@
         <w:ind w:left="720"/>
       </w:pPr>
       <w:r>
-        <w:t xml:space="preserve">Company will pay the base salary or hourly compensation listed in Cover Terms in accordance with Company's regular payroll practices, subject to required withholdings, deductions, and payroll tax obligations.</w:t>
+        <w:t xml:space="preserve">Company will pay the base salary or hourly compensation listed in Cover Terms in accordance with Company's regular payroll practices, subject to required withholdings, deductions, and payroll tax obligations. If Cover Terms list an annual base salary, that salary is paid in regular installments on Company's regular paydays and will not be reduced because of variations in the quality or quantity of Employee's work, except as applicable law permits.</w:t>
       </w:r>
     </w:p>
     <w:p>
@@ -796,7 +796,7 @@
           <w:b/>
           <w:bCs/>
         </w:rPr>
-        <w:t xml:space="preserve">Florida Employment Notices</w:t>
+        <w:t xml:space="preserve">Wage-and-Hour Classification</w:t>
       </w:r>
     </w:p>
     <w:p>
@@ -806,12 +806,7 @@
         <w:ind w:left="720"/>
       </w:pPr>
       <w:r>
-        <w:t xml:space="preserve">Company will provide Employee any notices required by applicable Florida employment law. Nothing in this offer letter waives any non-waivable Florida employment right.</w:t>
-      </w:r>
-    </w:p>
-    <w:p>
-      <w:r>
-        <w:t xml:space="preserve">{IF bonus_terms}</w:t>
+        <w:t xml:space="preserve">Company will classify Employee's position under applicable wage-and-hour laws. Company may reclassify the position if the position's duties or applicable law change, or if Company determines that the position was not correctly classified. If Company reclassifies the position as eligible for overtime pay, Company may, after notice to Employee and for pay periods after the reclassification only, convert Employee's compensation to an hourly rate, and Employee will be paid overtime as applicable law requires. A reclassification does not reduce wages Employee earned before it takes effect.</w:t>
       </w:r>
     </w:p>
     <w:p>
@@ -830,7 +825,7 @@
           <w:b/>
           <w:bCs/>
         </w:rPr>
-        <w:t xml:space="preserve">Bonus Opportunity</w:t>
+        <w:t xml:space="preserve">Florida Employment Notices</w:t>
       </w:r>
     </w:p>
     <w:p>
@@ -840,17 +835,12 @@
         <w:ind w:left="720"/>
       </w:pPr>
       <w:r>
-        <w:t xml:space="preserve">The bonus terms listed in Cover Terms describe potential bonus eligibility. Bonus programs, metrics, and payout timing are administered under applicable Company plans and may depend on individual, team, and Company performance criteria.</w:t>
-      </w:r>
-    </w:p>
-    <w:p>
-      <w:r>
-        <w:t xml:space="preserve">{END-IF}</w:t>
-      </w:r>
-    </w:p>
-    <w:p>
-      <w:r>
-        <w:t xml:space="preserve">{IF equity_terms}</w:t>
+        <w:t xml:space="preserve">Company will provide Employee any notices required by applicable Florida employment law. Nothing in this offer letter waives any non-waivable Florida employment right.</w:t>
+      </w:r>
+    </w:p>
+    <w:p>
+      <w:r>
+        <w:t xml:space="preserve">{IF bonus_terms}</w:t>
       </w:r>
     </w:p>
     <w:p>
@@ -869,7 +859,7 @@
           <w:b/>
           <w:bCs/>
         </w:rPr>
-        <w:t xml:space="preserve">Equity Opportunity</w:t>
+        <w:t xml:space="preserve">Bonus Opportunity</w:t>
       </w:r>
     </w:p>
     <w:p>
@@ -879,12 +869,17 @@
         <w:ind w:left="720"/>
       </w:pPr>
       <w:r>
-        <w:t xml:space="preserve">Any equity grant listed in Cover Terms remains subject to board or committee approval, applicable equity plan documents, and separate award documentation. Vesting, exercise, and expiration terms are governed by those plan and award documents and any vesting summary listed in Cover Terms.</w:t>
+        <w:t xml:space="preserve">The bonus terms listed in Cover Terms describe potential bonus eligibility. Bonus programs, metrics, and payout timing are administered under applicable Company plans and may depend on individual, team, and Company performance criteria.</w:t>
       </w:r>
     </w:p>
     <w:p>
       <w:r>
         <w:t xml:space="preserve">{END-IF}</w:t>
+      </w:r>
+    </w:p>
+    <w:p>
+      <w:r>
+        <w:t xml:space="preserve">{IF equity_terms}</w:t>
       </w:r>
     </w:p>
     <w:p>
@@ -903,7 +898,7 @@
           <w:b/>
           <w:bCs/>
         </w:rPr>
-        <w:t xml:space="preserve">Benefits and Time-Off Programs</w:t>
+        <w:t xml:space="preserve">Equity Opportunity</w:t>
       </w:r>
     </w:p>
     <w:p>
@@ -913,7 +908,12 @@
         <w:ind w:left="720"/>
       </w:pPr>
       <w:r>
-        <w:t xml:space="preserve">Employee may be eligible to participate in benefit and paid-time-off programs made available to similarly situated employees, in each case subject to plan terms, enrollment requirements, and Company policy updates permitted by law. Company will provide legally required benefits and leave, such as paid sick leave, workers' compensation coverage, or similar statutory benefits, to the extent applicable.</w:t>
+        <w:t xml:space="preserve">Any equity grant listed in Cover Terms remains subject to board or committee approval, applicable equity plan documents, and separate award documentation. Vesting, exercise, and expiration terms are governed by those plan and award documents and any vesting summary listed in Cover Terms.</w:t>
+      </w:r>
+    </w:p>
+    <w:p>
+      <w:r>
+        <w:t xml:space="preserve">{END-IF}</w:t>
       </w:r>
     </w:p>
     <w:p>
@@ -932,7 +932,7 @@
           <w:b/>
           <w:bCs/>
         </w:rPr>
-        <w:t xml:space="preserve">Work Location and Business Travel</w:t>
+        <w:t xml:space="preserve">Benefits and Time-Off Programs</w:t>
       </w:r>
     </w:p>
     <w:p>
@@ -942,7 +942,7 @@
         <w:ind w:left="720"/>
       </w:pPr>
       <w:r>
-        <w:t xml:space="preserve">Employee will primarily work from the location listed in Cover Terms. Company may require reasonable business travel and may update workplace expectations, including on-site or remote collaboration requirements, consistent with applicable law.</w:t>
+        <w:t xml:space="preserve">Employee may be eligible to participate in benefit and paid-time-off programs made available to similarly situated employees, in each case subject to plan terms, enrollment requirements, and Company policy updates permitted by law. Company will provide legally required benefits and leave, such as paid sick leave, workers' compensation coverage, or similar statutory benefits, to the extent applicable.</w:t>
       </w:r>
     </w:p>
     <w:p>
@@ -961,7 +961,7 @@
           <w:b/>
           <w:bCs/>
         </w:rPr>
-        <w:t xml:space="preserve">Policies, Confidentiality, and Company Property</w:t>
+        <w:t xml:space="preserve">Work Location and Business Travel</w:t>
       </w:r>
     </w:p>
     <w:p>
@@ -971,7 +971,65 @@
         <w:ind w:left="720"/>
       </w:pPr>
       <w:r>
-        <w:t xml:space="preserve">As a condition of employment, Employee must comply with Company written policies, security requirements, confidentiality obligations, and lawful workplace rules, including policies covering information handling, code and device access, and return of Company property.</w:t>
+        <w:t xml:space="preserve">Employee will primarily work from the location listed in Cover Terms. Company may require reasonable business travel and may update workplace expectations, including on-site or remote collaboration requirements, consistent with applicable law.</w:t>
+      </w:r>
+    </w:p>
+    <w:p>
+      <w:pPr>
+        <w:pStyle w:val="OABody"/>
+        <w:keepNext/>
+        <w:numPr>
+          <w:ilvl w:val="0"/>
+          <w:numId w:val="1"/>
+        </w:numPr>
+        <w:spacing w:before="320" w:after="120" w:line="340" w:lineRule="auto"/>
+        <w:jc w:val="left"/>
+      </w:pPr>
+      <w:r>
+        <w:rPr>
+          <w:b/>
+          <w:bCs/>
+        </w:rPr>
+        <w:t xml:space="preserve">Policies, Confidentiality, and Company Property</w:t>
+      </w:r>
+    </w:p>
+    <w:p>
+      <w:pPr>
+        <w:pStyle w:val="OABody"/>
+        <w:numPr>
+          <w:ilvl w:val="1"/>
+          <w:numId w:val="1"/>
+        </w:numPr>
+        <w:spacing w:before="0" w:after="120" w:line="340" w:lineRule="auto"/>
+      </w:pPr>
+      <w:r>
+        <w:t xml:space="preserve">As a condition of employment, Employee must comply with Company written policies, security requirements, and lawful workplace rules, including policies covering code and device access, and must return Company property when employment ends or when Company requests it. Employee's confidentiality obligations to Company are those set out in Employee's confidentiality and inventions assignment agreement, which Employee signs separately; this offer letter does not add to them.</w:t>
+      </w:r>
+    </w:p>
+    <w:p>
+      <w:pPr>
+        <w:pStyle w:val="OABody"/>
+        <w:numPr>
+          <w:ilvl w:val="1"/>
+          <w:numId w:val="1"/>
+        </w:numPr>
+        <w:spacing w:before="0" w:after="120" w:line="340" w:lineRule="auto"/>
+      </w:pPr>
+      <w:r>
+        <w:t xml:space="preserve">Nothing in this offer letter, or in any Company policy it requires Employee to follow, restricts Employee from reporting possible violations of law to a government agency or attorney, making disclosures protected by whistleblower laws, or discussing wages, hours, or working conditions as protected by law. Employee does not need Company's prior approval to make those disclosures or to notify Company that they were made.</w:t>
+      </w:r>
+    </w:p>
+    <w:p>
+      <w:pPr>
+        <w:pStyle w:val="OABody"/>
+        <w:numPr>
+          <w:ilvl w:val="1"/>
+          <w:numId w:val="1"/>
+        </w:numPr>
+        <w:spacing w:before="0" w:after="120" w:line="340" w:lineRule="auto"/>
+      </w:pPr>
+      <w:r>
+        <w:t xml:space="preserve">Employee's confidentiality and inventions assignment agreement sets out the notice of immunity under the Defend Trade Secrets Act (18 U.S.C. § 1833(b)).</w:t>
       </w:r>
     </w:p>
     <w:p>
@@ -1899,7 +1957,7 @@
         <w:sz w:val="18"/>
         <w:szCs w:val="18"/>
       </w:rPr>
-      <w:t xml:space="preserve">OpenAgreements Employment Offer Letter (Florida) (v0.1.0). Free to use under CC BY 4.0</w:t>
+      <w:t xml:space="preserve">OpenAgreements Employment Offer Letter (Florida) (v0.5.0). Free to use under CC BY 4.0</w:t>
     </w:r>
     <w:r>
       <w:tab/>
@@ -2032,7 +2090,7 @@
         <w:sz w:val="18"/>
         <w:szCs w:val="18"/>
       </w:rPr>
-      <w:t xml:space="preserve">OpenAgreements Employment Offer Letter (Florida) (v0.1.0). Free to use under CC BY 4.0</w:t>
+      <w:t xml:space="preserve">OpenAgreements Employment Offer Letter (Florida) (v0.5.0). Free to use under CC BY 4.0</w:t>
     </w:r>
     <w:r>
       <w:tab/>
@@ -2165,7 +2223,7 @@
         <w:sz w:val="18"/>
         <w:szCs w:val="18"/>
       </w:rPr>
-      <w:t xml:space="preserve">OpenAgreements Employment Offer Letter (Florida) (v0.1.0). Free to use under CC BY 4.0</w:t>
+      <w:t xml:space="preserve">OpenAgreements Employment Offer Letter (Florida) (v0.5.0). Free to use under CC BY 4.0</w:t>
     </w:r>
     <w:r>
       <w:tab/>
